--- a/IQOQDQ/OQ_HMI/Machine type/VI 10/View_SettingsView_V0505_30_AddOnTransferView_Tab_2.docx
+++ b/IQOQDQ/OQ_HMI/Machine type/VI 10/View_SettingsView_V0505_30_AddOnTransferView_Tab_2.docx
@@ -99,10 +99,10 @@
                 <w:noProof/>
               </w:rPr>
               <w:drawing>
-                <wp:inline distT="0" distB="0" distL="0" distR="0" wp14:anchorId="5D29BAC2" wp14:editId="24EE7B9F">
-                  <wp:extent cx="6054725" cy="3403600"/>
-                  <wp:effectExtent l="0" t="0" r="3175" b="6350"/>
-                  <wp:docPr id="679960777" name="Picture 32"/>
+                <wp:inline distT="0" distB="0" distL="0" distR="0" wp14:anchorId="2D2F1B0C" wp14:editId="00C5010F">
+                  <wp:extent cx="5972175" cy="3358515"/>
+                  <wp:effectExtent l="0" t="0" r="9525" b="0"/>
+                  <wp:docPr id="530787004" name="Picture 1"/>
                   <wp:cNvGraphicFramePr>
                     <a:graphicFrameLocks xmlns:a="http://schemas.openxmlformats.org/drawingml/2006/main" noChangeAspect="1"/>
                   </wp:cNvGraphicFramePr>
@@ -110,7 +110,7 @@
                     <a:graphicData uri="http://schemas.openxmlformats.org/drawingml/2006/picture">
                       <pic:pic xmlns:pic="http://schemas.openxmlformats.org/drawingml/2006/picture">
                         <pic:nvPicPr>
-                          <pic:cNvPr id="0" name="Picture 16"/>
+                          <pic:cNvPr id="0" name="Picture 1"/>
                           <pic:cNvPicPr>
                             <a:picLocks noChangeAspect="1" noChangeArrowheads="1"/>
                           </pic:cNvPicPr>
@@ -131,7 +131,7 @@
                         <pic:spPr bwMode="auto">
                           <a:xfrm>
                             <a:off x="0" y="0"/>
-                            <a:ext cx="6054725" cy="3403600"/>
+                            <a:ext cx="5972175" cy="3358515"/>
                           </a:xfrm>
                           <a:prstGeom prst="rect">
                             <a:avLst/>
@@ -694,7 +694,13 @@
               <w:rPr>
                 <w:spacing w:val="-4"/>
               </w:rPr>
-              <w:t>5.00</w:t>
+              <w:t>10</w:t>
+            </w:r>
+            <w:r>
+              <w:rPr>
+                <w:spacing w:val="-4"/>
+              </w:rPr>
+              <w:t>.00</w:t>
             </w:r>
           </w:p>
         </w:tc>
